--- a/docs/Dev Files/Smart Button V2.1/Assembly and Firmware Upload Guide.docx
+++ b/docs/Dev Files/Smart Button V2.1/Assembly and Firmware Upload Guide.docx
@@ -110,13 +110,7 @@
         <w:rPr>
           <w:b/>
         </w:rPr>
-        <w:t>Prepare the Board for programming by connecting it to Voltlink</w:t>
-      </w:r>
-      <w:r>
-        <w:rPr>
-          <w:b/>
-        </w:rPr>
-        <w:t xml:space="preserve"> programmer </w:t>
+        <w:t xml:space="preserve">Prepare the Board for programming by connecting it to Voltlink programmer </w:t>
       </w:r>
     </w:p>
     <w:p>
@@ -124,13 +118,7 @@
         <w:pStyle w:val="ListParagraph"/>
       </w:pPr>
       <w:r>
-        <w:t>Use the connection cable provided with the Voltlink adapter to connect with</w:t>
-      </w:r>
-      <w:r>
-        <w:t xml:space="preserve"> the Voltlink connector marked</w:t>
-      </w:r>
-      <w:r>
-        <w:t xml:space="preserve"> in the Board</w:t>
+        <w:t>Use the connection cable provided with the Voltlink adapter to connect with the Voltlink connector marked in the Board</w:t>
       </w:r>
     </w:p>
     <w:p>
@@ -492,13 +480,7 @@
         <w:rPr>
           <w:b/>
         </w:rPr>
-        <w:t xml:space="preserve"> Arduino IDE </w:t>
-      </w:r>
-      <w:r>
-        <w:rPr>
-          <w:b/>
-        </w:rPr>
-        <w:t xml:space="preserve">for </w:t>
+        <w:t xml:space="preserve"> Arduino IDE for </w:t>
       </w:r>
       <w:r>
         <w:rPr>
@@ -525,20 +507,11 @@
       </w:r>
       <w:proofErr w:type="spellStart"/>
       <w:r>
-        <w:t>E</w:t>
-      </w:r>
-      <w:r>
-        <w:t>spressif</w:t>
+        <w:t>Espressif</w:t>
       </w:r>
       <w:proofErr w:type="spellEnd"/>
       <w:r>
-        <w:t xml:space="preserve"> systems</w:t>
-      </w:r>
-      <w:r>
-        <w:t>” as</w:t>
-      </w:r>
-      <w:r>
-        <w:t xml:space="preserve"> shown in image below</w:t>
+        <w:t xml:space="preserve"> systems” as shown in image below</w:t>
       </w:r>
     </w:p>
     <w:p>
@@ -1023,11 +996,36 @@
       </w:pPr>
     </w:p>
     <w:p>
+      <w:r>
+        <w:t xml:space="preserve"> </w:t>
+      </w:r>
+    </w:p>
+    <w:p>
+      <w:r>
+        <w:br w:type="page"/>
+      </w:r>
+    </w:p>
+    <w:p>
+      <w:pPr>
+        <w:rPr>
+          <w:b/>
+        </w:rPr>
+      </w:pPr>
+      <w:r>
+        <w:rPr>
+          <w:b/>
+        </w:rPr>
+        <w:lastRenderedPageBreak/>
+        <w:t>Hardware Testing Guide</w:t>
+      </w:r>
+      <w:r>
+        <w:rPr>
+          <w:b/>
+        </w:rPr>
+        <w:t>:</w:t>
+      </w:r>
       <w:bookmarkStart w:id="0" w:name="_GoBack"/>
       <w:bookmarkEnd w:id="0"/>
-      <w:r>
-        <w:t xml:space="preserve"> </w:t>
-      </w:r>
     </w:p>
     <w:sectPr>
       <w:pgSz w:w="11906" w:h="16838"/>

--- a/docs/Dev Files/Smart Button V2.1/Assembly and Firmware Upload Guide.docx
+++ b/docs/Dev Files/Smart Button V2.1/Assembly and Firmware Upload Guide.docx
@@ -118,7 +118,10 @@
         <w:pStyle w:val="ListParagraph"/>
       </w:pPr>
       <w:r>
-        <w:t>Use the connection cable provided with the Voltlink adapter to connect with the Voltlink connector marked in the Board</w:t>
+        <w:t>Use the connection cable provided with the Voltlink adapter to connect with the V</w:t>
+      </w:r>
+      <w:r>
+        <w:t xml:space="preserve">oltlink connector marked Serial Programming as shown in the image below </w:t>
       </w:r>
     </w:p>
     <w:p>
@@ -185,59 +188,50 @@
     </w:p>
     <w:p>
       <w:pPr>
+        <w:jc w:val="both"/>
+        <w:rPr>
+          <w:b/>
+          <w:sz w:val="24"/>
+          <w:u w:val="single"/>
+        </w:rPr>
+      </w:pPr>
+      <w:r>
+        <w:rPr>
+          <w:b/>
+          <w:sz w:val="24"/>
+          <w:u w:val="single"/>
+        </w:rPr>
+        <w:t xml:space="preserve">Power up Sequence </w:t>
+      </w:r>
+    </w:p>
+    <w:p>
+      <w:pPr>
+        <w:rPr>
+          <w:b/>
+        </w:rPr>
+      </w:pPr>
+      <w:r>
+        <w:rPr>
+          <w:b/>
+        </w:rPr>
+        <w:br/>
+      </w:r>
+      <w:r>
+        <w:t>Insert the Type-C cable into the Voltlink programmer</w:t>
+      </w:r>
+      <w:r>
+        <w:t>.</w:t>
+      </w:r>
+      <w:r>
+        <w:t xml:space="preserve"> </w:t>
+      </w:r>
+      <w:r>
+        <w:t xml:space="preserve">Next power the Smart speaker board by connecting it with the provided 5V adapter make sure the DC barrel jack connector lead is center positive. </w:t>
+      </w:r>
+    </w:p>
+    <w:p>
+      <w:pPr>
         <w:pStyle w:val="ListParagraph"/>
-        <w:rPr>
-          <w:b/>
-        </w:rPr>
-      </w:pPr>
-    </w:p>
-    <w:p>
-      <w:pPr>
-        <w:pStyle w:val="ListParagraph"/>
-        <w:rPr>
-          <w:b/>
-        </w:rPr>
-      </w:pPr>
-    </w:p>
-    <w:p>
-      <w:pPr>
-        <w:pStyle w:val="ListParagraph"/>
-        <w:rPr>
-          <w:b/>
-        </w:rPr>
-      </w:pPr>
-    </w:p>
-    <w:p>
-      <w:pPr>
-        <w:pStyle w:val="ListParagraph"/>
-        <w:rPr>
-          <w:b/>
-        </w:rPr>
-      </w:pPr>
-    </w:p>
-    <w:p>
-      <w:pPr>
-        <w:rPr>
-          <w:b/>
-        </w:rPr>
-      </w:pPr>
-    </w:p>
-    <w:p>
-      <w:pPr>
-        <w:rPr>
-          <w:b/>
-        </w:rPr>
-      </w:pPr>
-    </w:p>
-    <w:p>
-      <w:pPr>
-        <w:rPr>
-          <w:b/>
-        </w:rPr>
-      </w:pPr>
-    </w:p>
-    <w:p>
-      <w:pPr>
         <w:rPr>
           <w:b/>
         </w:rPr>
@@ -299,45 +293,14 @@
       <w:r>
         <w:rPr>
           <w:b/>
+          <w:sz w:val="28"/>
           <w:u w:val="single"/>
         </w:rPr>
-        <w:t xml:space="preserve">Set up </w:t>
-      </w:r>
-      <w:r>
-        <w:rPr>
-          <w:b/>
-          <w:u w:val="single"/>
-        </w:rPr>
-        <w:t xml:space="preserve">the firmware upload and </w:t>
-      </w:r>
-      <w:r>
-        <w:rPr>
-          <w:b/>
-          <w:u w:val="single"/>
-        </w:rPr>
-        <w:t>develop</w:t>
-      </w:r>
-      <w:r>
-        <w:rPr>
-          <w:b/>
-          <w:u w:val="single"/>
-        </w:rPr>
-        <w:t>ment</w:t>
-      </w:r>
-      <w:r>
-        <w:rPr>
-          <w:b/>
-          <w:u w:val="single"/>
-        </w:rPr>
-        <w:t xml:space="preserve"> environment</w:t>
-      </w:r>
-      <w:r>
-        <w:rPr>
-          <w:b/>
-          <w:u w:val="single"/>
-        </w:rPr>
-        <w:t>:</w:t>
-      </w:r>
+        <w:lastRenderedPageBreak/>
+        <w:t>Set up the firmware upload and development environment:</w:t>
+      </w:r>
+      <w:bookmarkStart w:id="0" w:name="_GoBack"/>
+      <w:bookmarkEnd w:id="0"/>
       <w:r>
         <w:rPr>
           <w:b/>
@@ -352,193 +315,144 @@
           <w:tab w:val="left" w:pos="3734"/>
         </w:tabs>
       </w:pPr>
+      <w:r>
+        <w:rPr>
+          <w:b/>
+        </w:rPr>
+        <w:t>Step 1.</w:t>
+      </w:r>
+      <w:r>
+        <w:t xml:space="preserve"> After doing the above mentioned hardw</w:t>
+      </w:r>
+      <w:r>
+        <w:t>are sequence as shown above</w:t>
+      </w:r>
+      <w:r>
+        <w:t xml:space="preserve"> Download </w:t>
+      </w:r>
+      <w:r>
+        <w:t>and install the F</w:t>
+      </w:r>
+      <w:r>
+        <w:t xml:space="preserve">lash download tool to upload the given binary files to the Board </w:t>
+      </w:r>
     </w:p>
     <w:p>
       <w:pPr>
         <w:tabs>
           <w:tab w:val="left" w:pos="3734"/>
         </w:tabs>
-        <w:rPr>
-          <w:b/>
-        </w:rPr>
-      </w:pPr>
-      <w:r>
-        <w:rPr>
-          <w:b/>
-        </w:rPr>
-        <w:t>Step 1</w:t>
-      </w:r>
-      <w:r>
-        <w:rPr>
-          <w:b/>
-        </w:rPr>
-        <w:t>. Set up Arduino IDE</w:t>
-      </w:r>
-    </w:p>
-    <w:p>
-      <w:pPr>
-        <w:tabs>
-          <w:tab w:val="left" w:pos="3734"/>
-        </w:tabs>
-      </w:pPr>
-      <w:r>
-        <w:br/>
-      </w:r>
-      <w:r>
-        <w:t xml:space="preserve">Arduino IDE can be downloaded </w:t>
-      </w:r>
-      <w:r>
-        <w:t>from</w:t>
-      </w:r>
-      <w:r>
-        <w:t xml:space="preserve"> the Arduino website:</w:t>
-      </w:r>
-      <w:r>
-        <w:t xml:space="preserve"> </w:t>
-      </w:r>
-      <w:hyperlink r:id="rId6" w:tgtFrame="_blank" w:history="1">
+      </w:pPr>
+      <w:r>
+        <w:t xml:space="preserve">By clicking on this Link: </w:t>
+      </w:r>
+      <w:hyperlink r:id="rId6" w:history="1">
         <w:r>
           <w:rPr>
             <w:rStyle w:val="Hyperlink"/>
-            <w:rFonts w:ascii="Titillium Web" w:hAnsi="Titillium Web"/>
-            <w:color w:val="2461B8"/>
-            <w:bdr w:val="none" w:sz="0" w:space="0" w:color="auto" w:frame="1"/>
-            <w:shd w:val="clear" w:color="auto" w:fill="FFFFFF"/>
           </w:rPr>
-          <w:t>https://www.arduino.cc/en/Main/Software</w:t>
+          <w:t>Flash Download Tool User Guide</w:t>
         </w:r>
       </w:hyperlink>
       <w:r>
-        <w:br/>
-      </w:r>
-    </w:p>
-    <w:p>
-      <w:pPr>
-        <w:tabs>
-          <w:tab w:val="left" w:pos="3734"/>
-        </w:tabs>
-      </w:pPr>
-      <w:r>
-        <w:t>When the installation is finished, open Arduino IDE. Go to “File” -&gt; “Preferences”.</w:t>
-      </w:r>
-    </w:p>
-    <w:p>
-      <w:pPr>
-        <w:tabs>
-          <w:tab w:val="left" w:pos="3734"/>
-        </w:tabs>
-      </w:pPr>
-      <w:r>
-        <w:t>And paste the following URL into the “Additional Boards Manager URLs” field</w:t>
-      </w:r>
-      <w:proofErr w:type="gramStart"/>
-      <w:r>
-        <w:t>:</w:t>
-      </w:r>
-      <w:proofErr w:type="gramEnd"/>
-      <w:r>
-        <w:br/>
-      </w:r>
-      <w:hyperlink r:id="rId7" w:tgtFrame="_blank" w:history="1">
-        <w:r>
-          <w:rPr>
-            <w:rStyle w:val="Hyperlink"/>
-            <w:rFonts w:ascii="Titillium Web" w:hAnsi="Titillium Web"/>
-            <w:color w:val="0C1F68"/>
-            <w:bdr w:val="none" w:sz="0" w:space="0" w:color="auto" w:frame="1"/>
-            <w:shd w:val="clear" w:color="auto" w:fill="FFFFFF"/>
-          </w:rPr>
-          <w:t>https://raw.githubusercontent.com/espressif/arduino-esp32/gh-pages/package_esp32_index.json</w:t>
-        </w:r>
-      </w:hyperlink>
-      <w:r>
-        <w:br/>
-      </w:r>
-    </w:p>
-    <w:p>
-      <w:pPr>
-        <w:tabs>
-          <w:tab w:val="left" w:pos="3734"/>
-        </w:tabs>
-        <w:rPr>
-          <w:b/>
-        </w:rPr>
-      </w:pPr>
-      <w:r>
-        <w:rPr>
-          <w:b/>
-        </w:rPr>
-        <w:t>Step 2</w:t>
-      </w:r>
-      <w:r>
-        <w:rPr>
-          <w:b/>
-        </w:rPr>
-        <w:t>. Set up</w:t>
-      </w:r>
-      <w:r>
-        <w:rPr>
-          <w:b/>
-        </w:rPr>
-        <w:t xml:space="preserve"> Arduino IDE for </w:t>
-      </w:r>
-      <w:r>
-        <w:rPr>
-          <w:b/>
-        </w:rPr>
-        <w:t>ESP32</w:t>
-      </w:r>
-      <w:r>
-        <w:rPr>
-          <w:b/>
-        </w:rPr>
         <w:t xml:space="preserve"> </w:t>
       </w:r>
-    </w:p>
-    <w:p>
-      <w:r>
-        <w:br/>
-      </w:r>
-      <w:r>
-        <w:t>Next, go to “Tools” -&gt; “Board” -&gt; “Boards Manager”:</w:t>
-      </w:r>
-      <w:r>
-        <w:t xml:space="preserve"> and search for ESP32 install the one by “</w:t>
+      <w:r>
+        <w:br/>
+      </w:r>
+      <w:r>
+        <w:br/>
+        <w:t>After downloading the Flash download tool extract the files</w:t>
+      </w:r>
+      <w:r>
+        <w:br/>
+        <w:t xml:space="preserve"> Next open the .EXE files make sure the following selections are done for </w:t>
       </w:r>
       <w:proofErr w:type="spellStart"/>
       <w:r>
-        <w:t>Espressif</w:t>
+        <w:t>Chiptype</w:t>
       </w:r>
       <w:proofErr w:type="spellEnd"/>
       <w:r>
-        <w:t xml:space="preserve"> systems” as shown in image below</w:t>
-      </w:r>
-    </w:p>
-    <w:p>
-      <w:r>
-        <w:t>The “Boards Manager” requires several seconds</w:t>
-      </w:r>
-      <w:r>
-        <w:t xml:space="preserve"> to refresh all hardware files </w:t>
-      </w:r>
-    </w:p>
-    <w:p>
-      <w:pPr>
-        <w:jc w:val="center"/>
-      </w:pPr>
-      <w:r>
-        <w:br/>
-      </w:r>
+        <w:t xml:space="preserve"> and </w:t>
+      </w:r>
+      <w:proofErr w:type="spellStart"/>
+      <w:r>
+        <w:t>WorkMode</w:t>
+      </w:r>
+      <w:proofErr w:type="spellEnd"/>
+      <w:r>
+        <w:t xml:space="preserve"> </w:t>
+      </w:r>
+      <w:r>
+        <w:br/>
+        <w:t>as shown below in image and click OK</w:t>
+      </w:r>
+    </w:p>
+    <w:p>
       <w:r>
         <w:rPr>
           <w:noProof/>
           <w:lang w:val="en-PK" w:eastAsia="en-PK"/>
         </w:rPr>
         <w:drawing>
-          <wp:inline distT="0" distB="0" distL="0" distR="0" wp14:anchorId="6829EBA5" wp14:editId="2B41F674">
-            <wp:extent cx="3315956" cy="3677178"/>
+          <wp:inline distT="0" distB="0" distL="0" distR="0" wp14:anchorId="6645C01E" wp14:editId="1CE825C7">
+            <wp:extent cx="5238750" cy="2603124"/>
+            <wp:effectExtent l="0" t="0" r="0" b="6985"/>
+            <wp:docPr id="7" name="Picture 7"/>
+            <wp:cNvGraphicFramePr>
+              <a:graphicFrameLocks xmlns:a="http://schemas.openxmlformats.org/drawingml/2006/main" noChangeAspect="1"/>
+            </wp:cNvGraphicFramePr>
+            <a:graphic xmlns:a="http://schemas.openxmlformats.org/drawingml/2006/main">
+              <a:graphicData uri="http://schemas.openxmlformats.org/drawingml/2006/picture">
+                <pic:pic xmlns:pic="http://schemas.openxmlformats.org/drawingml/2006/picture">
+                  <pic:nvPicPr>
+                    <pic:cNvPr id="1" name=""/>
+                    <pic:cNvPicPr/>
+                  </pic:nvPicPr>
+                  <pic:blipFill>
+                    <a:blip r:embed="rId7"/>
+                    <a:stretch>
+                      <a:fillRect/>
+                    </a:stretch>
+                  </pic:blipFill>
+                  <pic:spPr>
+                    <a:xfrm>
+                      <a:off x="0" y="0"/>
+                      <a:ext cx="5253169" cy="2610289"/>
+                    </a:xfrm>
+                    <a:prstGeom prst="rect">
+                      <a:avLst/>
+                    </a:prstGeom>
+                  </pic:spPr>
+                </pic:pic>
+              </a:graphicData>
+            </a:graphic>
+          </wp:inline>
+        </w:drawing>
+      </w:r>
+      <w:r>
+        <w:br/>
+        <w:t xml:space="preserve">After clicking OK a pop up window will appear as shown in image below and some selections need to be made on this window as illustrated. </w:t>
+      </w:r>
+    </w:p>
+    <w:p>
+      <w:pPr>
+        <w:jc w:val="center"/>
+        <w:rPr>
+          <w:b/>
+        </w:rPr>
+      </w:pPr>
+      <w:r>
+        <w:rPr>
+          <w:noProof/>
+          <w:lang w:val="en-PK" w:eastAsia="en-PK"/>
+        </w:rPr>
+        <w:drawing>
+          <wp:inline distT="0" distB="0" distL="0" distR="0" wp14:anchorId="10FE05D5" wp14:editId="7C327B3E">
+            <wp:extent cx="2514600" cy="3492605"/>
             <wp:effectExtent l="0" t="0" r="0" b="0"/>
-            <wp:docPr id="2" name="Picture 2"/>
+            <wp:docPr id="10" name="Picture 10"/>
             <wp:cNvGraphicFramePr>
               <a:graphicFrameLocks xmlns:a="http://schemas.openxmlformats.org/drawingml/2006/main" noChangeAspect="1"/>
             </wp:cNvGraphicFramePr>
@@ -558,7 +472,7 @@
                   <pic:spPr>
                     <a:xfrm>
                       <a:off x="0" y="0"/>
-                      <a:ext cx="3363253" cy="3729627"/>
+                      <a:ext cx="2619202" cy="3637890"/>
                     </a:xfrm>
                     <a:prstGeom prst="rect">
                       <a:avLst/>
@@ -570,69 +484,37 @@
           </wp:inline>
         </w:drawing>
       </w:r>
-    </w:p>
-    <w:p/>
-    <w:p>
-      <w:pPr>
-        <w:tabs>
-          <w:tab w:val="left" w:pos="3734"/>
-        </w:tabs>
-      </w:pPr>
-    </w:p>
-    <w:p>
-      <w:pPr>
-        <w:tabs>
-          <w:tab w:val="left" w:pos="3734"/>
-        </w:tabs>
-      </w:pPr>
-    </w:p>
-    <w:p>
-      <w:pPr>
-        <w:tabs>
-          <w:tab w:val="left" w:pos="3734"/>
-        </w:tabs>
-      </w:pPr>
-    </w:p>
-    <w:p>
-      <w:pPr>
-        <w:tabs>
-          <w:tab w:val="left" w:pos="3734"/>
-        </w:tabs>
-      </w:pPr>
-    </w:p>
-    <w:p>
-      <w:pPr>
-        <w:tabs>
-          <w:tab w:val="left" w:pos="3734"/>
-        </w:tabs>
-      </w:pPr>
-      <w:r>
-        <w:br/>
-      </w:r>
-      <w:r>
-        <w:t>Now, go to “Tools” -&gt; “Board” -&gt; “esp32” -&gt;Select ESP 32 Dev Module</w:t>
-      </w:r>
-      <w:r>
-        <w:br/>
-      </w:r>
-    </w:p>
-    <w:p>
-      <w:pPr>
-        <w:tabs>
-          <w:tab w:val="left" w:pos="3734"/>
-        </w:tabs>
-        <w:jc w:val="center"/>
-      </w:pPr>
+      <w:r>
+        <w:br/>
+      </w:r>
+    </w:p>
+    <w:p>
+      <w:r>
+        <w:rPr>
+          <w:b/>
+        </w:rPr>
+        <w:lastRenderedPageBreak/>
+        <w:t xml:space="preserve">Guide for uploading Merged Binary files </w:t>
+      </w:r>
+      <w:r>
+        <w:br/>
+        <w:t>As shown on the image below Click on the (…)(three Dots) to locate the provided Merged binary files Next make sure that there correct address are selected as shown in image below. Now upload the merged binary files by selecting the correct COM port on which the Voltlink programmer is attached and setting the Baud rate to 115200 as shown in image below and click start</w:t>
+      </w:r>
+    </w:p>
+    <w:p>
+      <w:r>
+        <w:br/>
+      </w:r>
       <w:r>
         <w:rPr>
           <w:noProof/>
           <w:lang w:val="en-PK" w:eastAsia="en-PK"/>
         </w:rPr>
         <w:drawing>
-          <wp:inline distT="0" distB="0" distL="0" distR="0" wp14:anchorId="1C988DFE" wp14:editId="238C188D">
-            <wp:extent cx="3736137" cy="2693930"/>
-            <wp:effectExtent l="0" t="0" r="0" b="0"/>
-            <wp:docPr id="14" name="Picture 14"/>
+          <wp:inline distT="0" distB="0" distL="0" distR="0" wp14:anchorId="37AEE293" wp14:editId="4B36EE5A">
+            <wp:extent cx="5731510" cy="3063875"/>
+            <wp:effectExtent l="0" t="0" r="2540" b="3175"/>
+            <wp:docPr id="11" name="Picture 11"/>
             <wp:cNvGraphicFramePr>
               <a:graphicFrameLocks xmlns:a="http://schemas.openxmlformats.org/drawingml/2006/main" noChangeAspect="1"/>
             </wp:cNvGraphicFramePr>
@@ -652,7 +534,7 @@
                   <pic:spPr>
                     <a:xfrm>
                       <a:off x="0" y="0"/>
-                      <a:ext cx="3736137" cy="2693930"/>
+                      <a:ext cx="5731510" cy="3063875"/>
                     </a:xfrm>
                     <a:prstGeom prst="rect">
                       <a:avLst/>
@@ -666,224 +548,44 @@
       </w:r>
     </w:p>
     <w:p>
-      <w:pPr>
-        <w:tabs>
-          <w:tab w:val="left" w:pos="3734"/>
-        </w:tabs>
-      </w:pPr>
-    </w:p>
-    <w:p>
-      <w:pPr>
-        <w:tabs>
-          <w:tab w:val="left" w:pos="3734"/>
-        </w:tabs>
-      </w:pPr>
-    </w:p>
-    <w:p>
-      <w:pPr>
-        <w:tabs>
-          <w:tab w:val="left" w:pos="3734"/>
-        </w:tabs>
-      </w:pPr>
-    </w:p>
-    <w:p>
-      <w:pPr>
-        <w:tabs>
-          <w:tab w:val="left" w:pos="3734"/>
-        </w:tabs>
-      </w:pPr>
-    </w:p>
-    <w:p>
-      <w:pPr>
-        <w:tabs>
-          <w:tab w:val="left" w:pos="3734"/>
-        </w:tabs>
-        <w:rPr>
-          <w:b/>
-          <w:u w:val="single"/>
-        </w:rPr>
-      </w:pPr>
-      <w:r>
-        <w:rPr>
-          <w:b/>
-          <w:u w:val="single"/>
-        </w:rPr>
-        <w:t>Step 3. Install the Serial port</w:t>
-      </w:r>
-      <w:r>
-        <w:rPr>
-          <w:b/>
-          <w:u w:val="single"/>
-        </w:rPr>
-        <w:t>:</w:t>
-      </w:r>
-    </w:p>
-    <w:p>
-      <w:pPr>
-        <w:tabs>
-          <w:tab w:val="left" w:pos="3734"/>
-        </w:tabs>
-      </w:pPr>
-      <w:r>
-        <w:t xml:space="preserve">Make sure </w:t>
-      </w:r>
-      <w:r>
-        <w:t>the</w:t>
-      </w:r>
-      <w:r>
-        <w:t xml:space="preserve"> </w:t>
-      </w:r>
-      <w:r>
-        <w:t>Voltlink</w:t>
-      </w:r>
-      <w:r>
-        <w:t>-</w:t>
-      </w:r>
-      <w:r>
-        <w:t>board</w:t>
-      </w:r>
-      <w:r>
-        <w:t xml:space="preserve"> is </w:t>
-      </w:r>
-      <w:r>
-        <w:t>connect</w:t>
-      </w:r>
-      <w:r>
-        <w:t xml:space="preserve">ed to computer via Type-C USB. </w:t>
-      </w:r>
-      <w:r>
-        <w:br/>
-      </w:r>
-      <w:r>
-        <w:t>After connected, the USB driver will be automatically installed. If there is any driver issue of connecting board, please go to</w:t>
-      </w:r>
-      <w:r>
-        <w:t xml:space="preserve"> </w:t>
-      </w:r>
-      <w:hyperlink r:id="rId10" w:history="1">
-        <w:r>
-          <w:rPr>
-            <w:rStyle w:val="Hyperlink"/>
-          </w:rPr>
-          <w:t>CP210x USB to UART Bridge VCP Drivers - Silicon Labs</w:t>
-        </w:r>
-      </w:hyperlink>
-      <w:r>
-        <w:t xml:space="preserve"> </w:t>
-      </w:r>
-      <w:r>
-        <w:t xml:space="preserve"> for USB driver. Check the COM Port number in Device Manager for Windows OS user:</w:t>
-      </w:r>
-      <w:r>
-        <w:br/>
-      </w:r>
-    </w:p>
-    <w:p>
-      <w:pPr>
-        <w:tabs>
-          <w:tab w:val="left" w:pos="3734"/>
-        </w:tabs>
-      </w:pPr>
+      <w:r>
+        <w:rPr>
+          <w:b/>
+        </w:rPr>
+        <w:t xml:space="preserve">Guide for </w:t>
+      </w:r>
+      <w:r>
+        <w:rPr>
+          <w:b/>
+        </w:rPr>
+        <w:t>uploading</w:t>
+      </w:r>
+      <w:r>
+        <w:rPr>
+          <w:b/>
+        </w:rPr>
+        <w:t xml:space="preserve"> Separate Binary files</w:t>
+      </w:r>
+    </w:p>
+    <w:p>
+      <w:r>
+        <w:t>As shown in the image below Click on the (…) (Three Dots) to locate individual provided separate binary files. Next make sure that there correct address are selected as shown in image below and click on the check boxes for them. Next select there correct Addresses as shown in image below select the correct COM port and Baud Rate and click Start button</w:t>
+      </w:r>
+    </w:p>
+    <w:p>
+      <w:r>
+        <w:br/>
+      </w:r>
       <w:r>
         <w:rPr>
           <w:noProof/>
           <w:lang w:val="en-PK" w:eastAsia="en-PK"/>
         </w:rPr>
-        <w:lastRenderedPageBreak/>
         <w:drawing>
-          <wp:inline distT="0" distB="0" distL="0" distR="0" wp14:anchorId="50969371" wp14:editId="3BA3350F">
-            <wp:extent cx="5550010" cy="3983717"/>
-            <wp:effectExtent l="0" t="0" r="0" b="0"/>
-            <wp:docPr id="4" name="Picture 4" descr="D:\eSpark\benjamin-rcctledboard-hw\Pictures\Voltlink-Driver.PNG"/>
-            <wp:cNvGraphicFramePr>
-              <a:graphicFrameLocks xmlns:a="http://schemas.openxmlformats.org/drawingml/2006/main" noChangeAspect="1"/>
-            </wp:cNvGraphicFramePr>
-            <a:graphic xmlns:a="http://schemas.openxmlformats.org/drawingml/2006/main">
-              <a:graphicData uri="http://schemas.openxmlformats.org/drawingml/2006/picture">
-                <pic:pic xmlns:pic="http://schemas.openxmlformats.org/drawingml/2006/picture">
-                  <pic:nvPicPr>
-                    <pic:cNvPr id="0" name="Picture 27" descr="D:\eSpark\benjamin-rcctledboard-hw\Pictures\Voltlink-Driver.PNG"/>
-                    <pic:cNvPicPr>
-                      <a:picLocks noChangeAspect="1" noChangeArrowheads="1"/>
-                    </pic:cNvPicPr>
-                  </pic:nvPicPr>
-                  <pic:blipFill>
-                    <a:blip r:embed="rId11">
-                      <a:extLst>
-                        <a:ext uri="{28A0092B-C50C-407E-A947-70E740481C1C}">
-                          <a14:useLocalDpi xmlns:a14="http://schemas.microsoft.com/office/drawing/2010/main" val="0"/>
-                        </a:ext>
-                      </a:extLst>
-                    </a:blip>
-                    <a:srcRect/>
-                    <a:stretch>
-                      <a:fillRect/>
-                    </a:stretch>
-                  </pic:blipFill>
-                  <pic:spPr bwMode="auto">
-                    <a:xfrm>
-                      <a:off x="0" y="0"/>
-                      <a:ext cx="5554215" cy="3986735"/>
-                    </a:xfrm>
-                    <a:prstGeom prst="rect">
-                      <a:avLst/>
-                    </a:prstGeom>
-                    <a:noFill/>
-                    <a:ln>
-                      <a:noFill/>
-                    </a:ln>
-                  </pic:spPr>
-                </pic:pic>
-              </a:graphicData>
-            </a:graphic>
-          </wp:inline>
-        </w:drawing>
-      </w:r>
-    </w:p>
-    <w:p>
-      <w:pPr>
-        <w:tabs>
-          <w:tab w:val="left" w:pos="3734"/>
-        </w:tabs>
-      </w:pPr>
-      <w:r>
-        <w:br/>
-        <w:t xml:space="preserve">Now open the latest provided firmware </w:t>
-      </w:r>
-    </w:p>
-    <w:p>
-      <w:pPr>
-        <w:tabs>
-          <w:tab w:val="left" w:pos="3734"/>
-        </w:tabs>
-      </w:pPr>
-      <w:r>
-        <w:t xml:space="preserve">Next </w:t>
-      </w:r>
-      <w:r>
-        <w:t>go</w:t>
-      </w:r>
-      <w:r>
-        <w:t xml:space="preserve"> to “Tools” -&gt; “Port” and select the correct COM port.</w:t>
-      </w:r>
-      <w:r>
-        <w:br/>
-      </w:r>
-    </w:p>
-    <w:p>
-      <w:pPr>
-        <w:jc w:val="center"/>
-      </w:pPr>
-      <w:r>
-        <w:rPr>
-          <w:noProof/>
-          <w:lang w:val="en-PK" w:eastAsia="en-PK"/>
-        </w:rPr>
-        <w:drawing>
-          <wp:inline distT="0" distB="0" distL="0" distR="0" wp14:anchorId="7F376693" wp14:editId="0B670559">
-            <wp:extent cx="4084655" cy="3628875"/>
-            <wp:effectExtent l="0" t="0" r="0" b="0"/>
-            <wp:docPr id="8" name="Picture 8"/>
+          <wp:inline distT="0" distB="0" distL="0" distR="0" wp14:anchorId="1562E171" wp14:editId="0D6F715D">
+            <wp:extent cx="5731510" cy="3015615"/>
+            <wp:effectExtent l="0" t="0" r="2540" b="0"/>
+            <wp:docPr id="12" name="Picture 12"/>
             <wp:cNvGraphicFramePr>
               <a:graphicFrameLocks xmlns:a="http://schemas.openxmlformats.org/drawingml/2006/main" noChangeAspect="1"/>
             </wp:cNvGraphicFramePr>
@@ -895,7 +597,7 @@
                     <pic:cNvPicPr/>
                   </pic:nvPicPr>
                   <pic:blipFill>
-                    <a:blip r:embed="rId12"/>
+                    <a:blip r:embed="rId10"/>
                     <a:stretch>
                       <a:fillRect/>
                     </a:stretch>
@@ -903,7 +605,7 @@
                   <pic:spPr>
                     <a:xfrm>
                       <a:off x="0" y="0"/>
-                      <a:ext cx="4108081" cy="3649687"/>
+                      <a:ext cx="5731510" cy="3015615"/>
                     </a:xfrm>
                     <a:prstGeom prst="rect">
                       <a:avLst/>
@@ -915,117 +617,6 @@
           </wp:inline>
         </w:drawing>
       </w:r>
-      <w:r>
-        <w:rPr>
-          <w:b/>
-        </w:rPr>
-        <w:br/>
-      </w:r>
-      <w:r>
-        <w:rPr>
-          <w:b/>
-        </w:rPr>
-        <w:br/>
-      </w:r>
-      <w:r>
-        <w:rPr>
-          <w:b/>
-        </w:rPr>
-        <w:lastRenderedPageBreak/>
-        <w:br/>
-      </w:r>
-    </w:p>
-    <w:p>
-      <w:pPr>
-        <w:jc w:val="center"/>
-      </w:pPr>
-      <w:r>
-        <w:t xml:space="preserve">After selecting the correct COM port upload the code by pressing the upload button as mentioned below </w:t>
-      </w:r>
-      <w:r>
-        <w:br/>
-      </w:r>
-      <w:r>
-        <w:br/>
-      </w:r>
-      <w:r>
-        <w:rPr>
-          <w:noProof/>
-          <w:lang w:val="en-PK" w:eastAsia="en-PK"/>
-        </w:rPr>
-        <w:drawing>
-          <wp:inline distT="0" distB="0" distL="0" distR="0" wp14:anchorId="0A44E933" wp14:editId="10B2F00B">
-            <wp:extent cx="3664440" cy="3039626"/>
-            <wp:effectExtent l="0" t="0" r="0" b="8890"/>
-            <wp:docPr id="9" name="Picture 9"/>
-            <wp:cNvGraphicFramePr>
-              <a:graphicFrameLocks xmlns:a="http://schemas.openxmlformats.org/drawingml/2006/main" noChangeAspect="1"/>
-            </wp:cNvGraphicFramePr>
-            <a:graphic xmlns:a="http://schemas.openxmlformats.org/drawingml/2006/main">
-              <a:graphicData uri="http://schemas.openxmlformats.org/drawingml/2006/picture">
-                <pic:pic xmlns:pic="http://schemas.openxmlformats.org/drawingml/2006/picture">
-                  <pic:nvPicPr>
-                    <pic:cNvPr id="1" name=""/>
-                    <pic:cNvPicPr/>
-                  </pic:nvPicPr>
-                  <pic:blipFill>
-                    <a:blip r:embed="rId13"/>
-                    <a:stretch>
-                      <a:fillRect/>
-                    </a:stretch>
-                  </pic:blipFill>
-                  <pic:spPr>
-                    <a:xfrm>
-                      <a:off x="0" y="0"/>
-                      <a:ext cx="3690583" cy="3061312"/>
-                    </a:xfrm>
-                    <a:prstGeom prst="rect">
-                      <a:avLst/>
-                    </a:prstGeom>
-                  </pic:spPr>
-                </pic:pic>
-              </a:graphicData>
-            </a:graphic>
-          </wp:inline>
-        </w:drawing>
-      </w:r>
-    </w:p>
-    <w:p>
-      <w:pPr>
-        <w:jc w:val="center"/>
-      </w:pPr>
-    </w:p>
-    <w:p>
-      <w:r>
-        <w:t xml:space="preserve"> </w:t>
-      </w:r>
-    </w:p>
-    <w:p>
-      <w:r>
-        <w:br w:type="page"/>
-      </w:r>
-    </w:p>
-    <w:p>
-      <w:pPr>
-        <w:rPr>
-          <w:b/>
-        </w:rPr>
-      </w:pPr>
-      <w:r>
-        <w:rPr>
-          <w:b/>
-        </w:rPr>
-        <w:lastRenderedPageBreak/>
-        <w:t>Hardware Testing Guide</w:t>
-      </w:r>
-      <w:r>
-        <w:rPr>
-          <w:b/>
-        </w:rPr>
-        <w:t>:</w:t>
-      </w:r>
-      <w:bookmarkStart w:id="0" w:name="_GoBack"/>
-      <w:bookmarkEnd w:id="0"/>
     </w:p>
     <w:sectPr>
       <w:pgSz w:w="11906" w:h="16838"/>
@@ -1574,7 +1165,6 @@
     <w:name w:val="Hyperlink"/>
     <w:basedOn w:val="DefaultParagraphFont"/>
     <w:uiPriority w:val="99"/>
-    <w:semiHidden/>
     <w:unhideWhenUsed/>
     <w:rsid w:val="00AF5A4F"/>
     <w:rPr>

--- a/docs/Dev Files/Smart Button V2.1/Assembly and Firmware Upload Guide.docx
+++ b/docs/Dev Files/Smart Button V2.1/Assembly and Firmware Upload Guide.docx
@@ -299,8 +299,6 @@
         <w:lastRenderedPageBreak/>
         <w:t>Set up the firmware upload and development environment:</w:t>
       </w:r>
-      <w:bookmarkStart w:id="0" w:name="_GoBack"/>
-      <w:bookmarkEnd w:id="0"/>
       <w:r>
         <w:rPr>
           <w:b/>
@@ -618,6 +616,106 @@
         </w:drawing>
       </w:r>
     </w:p>
+    <w:p>
+      <w:pPr>
+        <w:rPr>
+          <w:b/>
+          <w:bCs/>
+          <w:u w:val="single"/>
+        </w:rPr>
+      </w:pPr>
+      <w:r>
+        <w:rPr>
+          <w:b/>
+          <w:bCs/>
+          <w:u w:val="single"/>
+          <w:lang w:val="en-PK"/>
+        </w:rPr>
+        <w:lastRenderedPageBreak/>
+        <w:t>Program O</w:t>
+      </w:r>
+      <w:r>
+        <w:rPr>
+          <w:b/>
+          <w:bCs/>
+          <w:u w:val="single"/>
+          <w:lang w:val="en-PK"/>
+        </w:rPr>
+        <w:t>utput After Initial Code Upload</w:t>
+      </w:r>
+      <w:r>
+        <w:rPr>
+          <w:b/>
+          <w:bCs/>
+          <w:u w:val="single"/>
+        </w:rPr>
+        <w:t>:</w:t>
+      </w:r>
+    </w:p>
+    <w:p>
+      <w:pPr>
+        <w:rPr>
+          <w:b/>
+          <w:bCs/>
+          <w:u w:val="single"/>
+        </w:rPr>
+      </w:pPr>
+    </w:p>
+    <w:p>
+      <w:pPr>
+        <w:rPr>
+          <w:bCs/>
+        </w:rPr>
+      </w:pPr>
+      <w:r>
+        <w:t>Upon uploading the code for the first time, the following output is expected:</w:t>
+      </w:r>
+    </w:p>
+    <w:p>
+      <w:pPr>
+        <w:pStyle w:val="ListParagraph"/>
+        <w:numPr>
+          <w:ilvl w:val="0"/>
+          <w:numId w:val="2"/>
+        </w:numPr>
+        <w:spacing w:line="256" w:lineRule="auto"/>
+      </w:pPr>
+      <w:r>
+        <w:t xml:space="preserve">After a few seconds, all </w:t>
+      </w:r>
+      <w:r>
+        <w:t>six</w:t>
+      </w:r>
+      <w:r>
+        <w:t xml:space="preserve"> LEDs will begin to fade in and out in white for a short duration.</w:t>
+      </w:r>
+    </w:p>
+    <w:p>
+      <w:pPr>
+        <w:pStyle w:val="ListParagraph"/>
+        <w:numPr>
+          <w:ilvl w:val="0"/>
+          <w:numId w:val="2"/>
+        </w:numPr>
+      </w:pPr>
+      <w:r>
+        <w:t xml:space="preserve">Following the white fading effect, the LEDs will start blinking one after another in </w:t>
+      </w:r>
+      <w:r>
+        <w:t>yellow</w:t>
+      </w:r>
+      <w:r>
+        <w:t xml:space="preserve">. This indicates that Bluetooth </w:t>
+      </w:r>
+      <w:bookmarkStart w:id="0" w:name="_GoBack"/>
+      <w:bookmarkEnd w:id="0"/>
+      <w:r>
+        <w:t>has been turned ON</w:t>
+      </w:r>
+      <w:r>
+        <w:t>.</w:t>
+      </w:r>
+    </w:p>
     <w:sectPr>
       <w:pgSz w:w="11906" w:h="16838"/>
       <w:pgMar w:top="1440" w:right="1440" w:bottom="1440" w:left="1440" w:header="708" w:footer="708" w:gutter="0"/>
@@ -631,6 +729,99 @@
 <file path=word/numbering.xml><?xml version="1.0" encoding="utf-8"?>
 <w:numbering xmlns:wpc="http://schemas.microsoft.com/office/word/2010/wordprocessingCanvas" xmlns:mc="http://schemas.openxmlformats.org/markup-compatibility/2006" xmlns:o="urn:schemas-microsoft-com:office:office" xmlns:r="http://schemas.openxmlformats.org/officeDocument/2006/relationships" xmlns:m="http://schemas.openxmlformats.org/officeDocument/2006/math" xmlns:v="urn:schemas-microsoft-com:vml" xmlns:wp14="http://schemas.microsoft.com/office/word/2010/wordprocessingDrawing" xmlns:wp="http://schemas.openxmlformats.org/drawingml/2006/wordprocessingDrawing" xmlns:w10="urn:schemas-microsoft-com:office:word" xmlns:w="http://schemas.openxmlformats.org/wordprocessingml/2006/main" xmlns:w14="http://schemas.microsoft.com/office/word/2010/wordml" xmlns:w15="http://schemas.microsoft.com/office/word/2012/wordml" xmlns:wpg="http://schemas.microsoft.com/office/word/2010/wordprocessingGroup" xmlns:wpi="http://schemas.microsoft.com/office/word/2010/wordprocessingInk" xmlns:wne="http://schemas.microsoft.com/office/word/2006/wordml" xmlns:wps="http://schemas.microsoft.com/office/word/2010/wordprocessingShape" mc:Ignorable="w14 w15 wp14">
   <w:abstractNum w:abstractNumId="0" w15:restartNumberingAfterBreak="0">
+    <w:nsid w:val="1B890FD7"/>
+    <w:multiLevelType w:val="hybridMultilevel"/>
+    <w:tmpl w:val="F7D89AFA"/>
+    <w:lvl w:ilvl="0" w:tplc="0C00000F">
+      <w:start w:val="1"/>
+      <w:numFmt w:val="decimal"/>
+      <w:lvlText w:val="%1."/>
+      <w:lvlJc w:val="left"/>
+      <w:pPr>
+        <w:ind w:left="720" w:hanging="360"/>
+      </w:pPr>
+      <w:rPr>
+        <w:b w:val="0"/>
+        <w:strike w:val="0"/>
+        <w:dstrike w:val="0"/>
+        <w:u w:val="none"/>
+        <w:effect w:val="none"/>
+      </w:rPr>
+    </w:lvl>
+    <w:lvl w:ilvl="1" w:tplc="0C000019">
+      <w:start w:val="1"/>
+      <w:numFmt w:val="lowerLetter"/>
+      <w:lvlText w:val="%2."/>
+      <w:lvlJc w:val="left"/>
+      <w:pPr>
+        <w:ind w:left="1440" w:hanging="360"/>
+      </w:pPr>
+    </w:lvl>
+    <w:lvl w:ilvl="2" w:tplc="0C00001B">
+      <w:start w:val="1"/>
+      <w:numFmt w:val="lowerRoman"/>
+      <w:lvlText w:val="%3."/>
+      <w:lvlJc w:val="right"/>
+      <w:pPr>
+        <w:ind w:left="2160" w:hanging="180"/>
+      </w:pPr>
+    </w:lvl>
+    <w:lvl w:ilvl="3" w:tplc="0C00000F">
+      <w:start w:val="1"/>
+      <w:numFmt w:val="decimal"/>
+      <w:lvlText w:val="%4."/>
+      <w:lvlJc w:val="left"/>
+      <w:pPr>
+        <w:ind w:left="2880" w:hanging="360"/>
+      </w:pPr>
+    </w:lvl>
+    <w:lvl w:ilvl="4" w:tplc="0C000019">
+      <w:start w:val="1"/>
+      <w:numFmt w:val="lowerLetter"/>
+      <w:lvlText w:val="%5."/>
+      <w:lvlJc w:val="left"/>
+      <w:pPr>
+        <w:ind w:left="3600" w:hanging="360"/>
+      </w:pPr>
+    </w:lvl>
+    <w:lvl w:ilvl="5" w:tplc="0C00001B">
+      <w:start w:val="1"/>
+      <w:numFmt w:val="lowerRoman"/>
+      <w:lvlText w:val="%6."/>
+      <w:lvlJc w:val="right"/>
+      <w:pPr>
+        <w:ind w:left="4320" w:hanging="180"/>
+      </w:pPr>
+    </w:lvl>
+    <w:lvl w:ilvl="6" w:tplc="0C00000F">
+      <w:start w:val="1"/>
+      <w:numFmt w:val="decimal"/>
+      <w:lvlText w:val="%7."/>
+      <w:lvlJc w:val="left"/>
+      <w:pPr>
+        <w:ind w:left="5040" w:hanging="360"/>
+      </w:pPr>
+    </w:lvl>
+    <w:lvl w:ilvl="7" w:tplc="0C000019">
+      <w:start w:val="1"/>
+      <w:numFmt w:val="lowerLetter"/>
+      <w:lvlText w:val="%8."/>
+      <w:lvlJc w:val="left"/>
+      <w:pPr>
+        <w:ind w:left="5760" w:hanging="360"/>
+      </w:pPr>
+    </w:lvl>
+    <w:lvl w:ilvl="8" w:tplc="0C00001B">
+      <w:start w:val="1"/>
+      <w:numFmt w:val="lowerRoman"/>
+      <w:lvlText w:val="%9."/>
+      <w:lvlJc w:val="right"/>
+      <w:pPr>
+        <w:ind w:left="6480" w:hanging="180"/>
+      </w:pPr>
+    </w:lvl>
+  </w:abstractNum>
+  <w:abstractNum w:abstractNumId="1" w15:restartNumberingAfterBreak="0">
     <w:nsid w:val="6E0B78EF"/>
     <w:multiLevelType w:val="hybridMultilevel"/>
     <w:tmpl w:val="879AA30C"/>
@@ -720,7 +911,37 @@
     </w:lvl>
   </w:abstractNum>
   <w:num w:numId="1">
+    <w:abstractNumId w:val="1"/>
+  </w:num>
+  <w:num w:numId="2">
     <w:abstractNumId w:val="0"/>
+    <w:lvlOverride w:ilvl="0">
+      <w:startOverride w:val="1"/>
+    </w:lvlOverride>
+    <w:lvlOverride w:ilvl="1">
+      <w:startOverride w:val="1"/>
+    </w:lvlOverride>
+    <w:lvlOverride w:ilvl="2">
+      <w:startOverride w:val="1"/>
+    </w:lvlOverride>
+    <w:lvlOverride w:ilvl="3">
+      <w:startOverride w:val="1"/>
+    </w:lvlOverride>
+    <w:lvlOverride w:ilvl="4">
+      <w:startOverride w:val="1"/>
+    </w:lvlOverride>
+    <w:lvlOverride w:ilvl="5">
+      <w:startOverride w:val="1"/>
+    </w:lvlOverride>
+    <w:lvlOverride w:ilvl="6">
+      <w:startOverride w:val="1"/>
+    </w:lvlOverride>
+    <w:lvlOverride w:ilvl="7">
+      <w:startOverride w:val="1"/>
+    </w:lvlOverride>
+    <w:lvlOverride w:ilvl="8">
+      <w:startOverride w:val="1"/>
+    </w:lvlOverride>
   </w:num>
 </w:numbering>
 </file>
